--- a/paper/METHODS.docx
+++ b/paper/METHODS.docx
@@ -231,7 +231,7 @@
           <w:b w:val="0"/>
           <w:sz w:val="22"/>
         </w:rPr>
-        <w:t>A second HNSW dump covered indices 219564–231103 (11,540 contiguous file-order positions). Seed PEPMASS checks matched the official index at 100%. Under official MSG fold labels (joined after index N; not present in GraphML), this block comprises approximately 11,386 train / 90 val / 64 test spectra—not the full official test fold (17,556). The block is chemically redundant (~1,781 unique IK1; ~6.5 spectra per molecule).</w:t>
+        <w:t>A second HNSW dump covered indices 219564–231103 (11,540 contiguous file-order positions). Seed PEPMASS checks matched the official index at 100%. Under official MSG fold labels (joined after index N; not present in GraphML), this block comprises approximately 11,386 train / 90 val / 64 test spectra—not the full official test fold (17,556). The block is chemically redundant (~1,780 unique IK1; ~6.5 spectra per molecule). A 1-per-IK1 deduped handout (n=1,780; train 1,652 / val 75 / test 53) is the recommended free-form API set (scripts/dedupe_msg_hnsw_handout_by_ik1.py).</w:t>
       </w:r>
     </w:p>
     <w:p>

--- a/paper/METHODS.docx
+++ b/paper/METHODS.docx
@@ -231,7 +231,7 @@
           <w:b w:val="0"/>
           <w:sz w:val="22"/>
         </w:rPr>
-        <w:t>A second HNSW dump covered indices 219564–231103 (11,540 contiguous file-order positions). Seed PEPMASS checks matched the official index at 100%. Under official MSG fold labels (joined after index N; not present in GraphML), this block comprises approximately 11,386 train / 90 val / 64 test spectra—not the full official test fold (17,556). The block is chemically redundant (~1,780 unique IK1; ~6.5 spectra per molecule). A 1-per-IK1 deduped handout (n=1,780; train 1,652 / val 75 / test 53) is the recommended free-form API set (scripts/dedupe_msg_hnsw_handout_by_ik1.py).</w:t>
+        <w:t>A second HNSW dump covered indices 219564–231103 (11,540 contiguous file-order positions). Seed PEPMASS checks matched the official index at 100%. Under official MSG fold labels (joined after index N; not present in GraphML), this block comprises approximately 11,386 train / 90 val / 64 test spectra—not the full official test fold (17,556). The block is chemically redundant (~1,780 unique IK1; ~6.5 spectra per molecule). Recommended free-form API set: official fold=test only, no IK1 dedupe (n=64; scripts/subset_msg_hnsw_handout_by_fold.py --fold test).</w:t>
       </w:r>
     </w:p>
     <w:p>
